--- a/report_generation/ALT TEXT.docx
+++ b/report_generation/ALT TEXT.docx
@@ -8,16 +8,18 @@
       </w:r>
     </w:p>
     <w:p>
+      <w:pPr>
+        <w:rPr>
+          <w:b/>
+          <w:bCs/>
+        </w:rPr>
+      </w:pPr>
       <w:r>
-        <w:t xml:space="preserve">pH </w:t>
-      </w:r>
-      <w:proofErr w:type="spellStart"/>
-      <w:r>
-        <w:t>cond</w:t>
-      </w:r>
-      <w:proofErr w:type="spellEnd"/>
-      <w:r>
-        <w:t xml:space="preserve"> plot:</w:t>
+        <w:rPr>
+          <w:b/>
+          <w:bCs/>
+        </w:rPr>
+        <w:t>pH cond plot:</w:t>
       </w:r>
     </w:p>
     <w:p>
@@ -26,13 +28,18 @@
       </w:r>
     </w:p>
     <w:p>
-      <w:proofErr w:type="spellStart"/>
+      <w:pPr>
+        <w:rPr>
+          <w:b/>
+          <w:bCs/>
+        </w:rPr>
+      </w:pPr>
       <w:r>
-        <w:t>Chl</w:t>
-      </w:r>
-      <w:proofErr w:type="spellEnd"/>
-      <w:r>
-        <w:t>/TP/trans plot:</w:t>
+        <w:rPr>
+          <w:b/>
+          <w:bCs/>
+        </w:rPr>
+        <w:t>Chl/TP/trans plot:</w:t>
       </w:r>
     </w:p>
     <w:p>
@@ -41,7 +48,37 @@
       </w:r>
     </w:p>
     <w:p>
+      <w:pPr>
+        <w:rPr>
+          <w:b/>
+          <w:bCs/>
+        </w:rPr>
+      </w:pPr>
       <w:r>
+        <w:rPr>
+          <w:b/>
+          <w:bCs/>
+        </w:rPr>
+        <w:t>Temp/DO:</w:t>
+      </w:r>
+    </w:p>
+    <w:p>
+      <w:r>
+        <w:t>A graph showing temperature and dissolved oxygen profiles in the lake by depth.</w:t>
+      </w:r>
+    </w:p>
+    <w:p>
+      <w:pPr>
+        <w:rPr>
+          <w:b/>
+          <w:bCs/>
+        </w:rPr>
+      </w:pPr>
+      <w:r>
+        <w:rPr>
+          <w:b/>
+          <w:bCs/>
+        </w:rPr>
         <w:t>Plankton plot:</w:t>
       </w:r>
     </w:p>
@@ -51,13 +88,46 @@
       </w:r>
     </w:p>
     <w:p>
+      <w:pPr>
+        <w:rPr>
+          <w:b/>
+          <w:bCs/>
+        </w:rPr>
+      </w:pPr>
       <w:r>
-        <w:t>Temp/DO:</w:t>
+        <w:rPr>
+          <w:b/>
+          <w:bCs/>
+        </w:rPr>
+        <w:t>Title:</w:t>
       </w:r>
     </w:p>
     <w:p>
       <w:r>
-        <w:t>A graph showing temperature and dissolved oxygen profiles in the lake by depth.</w:t>
+        <w:t xml:space="preserve">2025 VLAP </w:t>
+      </w:r>
+      <w:r>
+        <w:t>Annual Report</w:t>
+      </w:r>
+    </w:p>
+    <w:p>
+      <w:pPr>
+        <w:rPr>
+          <w:b/>
+          <w:bCs/>
+        </w:rPr>
+      </w:pPr>
+      <w:r>
+        <w:rPr>
+          <w:b/>
+          <w:bCs/>
+        </w:rPr>
+        <w:t>Tags:</w:t>
+      </w:r>
+    </w:p>
+    <w:p>
+      <w:r>
+        <w:t xml:space="preserve">vlap, report, 2025, Watershed Management, vlapreport, </w:t>
       </w:r>
     </w:p>
     <w:sectPr>

--- a/report_generation/ALT TEXT.docx
+++ b/report_generation/ALT TEXT.docx
@@ -44,7 +44,13 @@
     </w:p>
     <w:p>
       <w:r>
-        <w:t>A graph showing water transparency, epilimnetic phosphorus, and chlorophyll levels over time.</w:t>
+        <w:t>A graph showing water transparency, epilimnetic phosphorus, and chlorophyll levels over time</w:t>
+      </w:r>
+      <w:r>
+        <w:t xml:space="preserve"> by year</w:t>
+      </w:r>
+      <w:r>
+        <w:t>.</w:t>
       </w:r>
     </w:p>
     <w:p>

--- a/report_generation/ALT TEXT.docx
+++ b/report_generation/ALT TEXT.docx
@@ -19,7 +19,23 @@
           <w:b/>
           <w:bCs/>
         </w:rPr>
-        <w:t>pH cond plot:</w:t>
+        <w:t xml:space="preserve">pH </w:t>
+      </w:r>
+      <w:proofErr w:type="spellStart"/>
+      <w:r>
+        <w:rPr>
+          <w:b/>
+          <w:bCs/>
+        </w:rPr>
+        <w:t>cond</w:t>
+      </w:r>
+      <w:proofErr w:type="spellEnd"/>
+      <w:r>
+        <w:rPr>
+          <w:b/>
+          <w:bCs/>
+        </w:rPr>
+        <w:t xml:space="preserve"> plot:</w:t>
       </w:r>
     </w:p>
     <w:p>
@@ -34,12 +50,21 @@
           <w:bCs/>
         </w:rPr>
       </w:pPr>
+      <w:proofErr w:type="spellStart"/>
       <w:r>
         <w:rPr>
           <w:b/>
           <w:bCs/>
         </w:rPr>
-        <w:t>Chl/TP/trans plot:</w:t>
+        <w:t>Chl</w:t>
+      </w:r>
+      <w:proofErr w:type="spellEnd"/>
+      <w:r>
+        <w:rPr>
+          <w:b/>
+          <w:bCs/>
+        </w:rPr>
+        <w:t>/TP/trans plot:</w:t>
       </w:r>
     </w:p>
     <w:p>
@@ -132,8 +157,21 @@
       </w:r>
     </w:p>
     <w:p>
-      <w:r>
-        <w:t xml:space="preserve">vlap, report, 2025, Watershed Management, vlapreport, </w:t>
+      <w:proofErr w:type="spellStart"/>
+      <w:r>
+        <w:t>vlap</w:t>
+      </w:r>
+      <w:proofErr w:type="spellEnd"/>
+      <w:r>
+        <w:t xml:space="preserve">, report, 2025, Watershed Management, </w:t>
+      </w:r>
+      <w:proofErr w:type="spellStart"/>
+      <w:r>
+        <w:t>vlapreport</w:t>
+      </w:r>
+      <w:proofErr w:type="spellEnd"/>
+      <w:r>
+        <w:t xml:space="preserve">, </w:t>
       </w:r>
     </w:p>
     <w:sectPr>

--- a/report_generation/ALT TEXT.docx
+++ b/report_generation/ALT TEXT.docx
@@ -69,13 +69,7 @@
     </w:p>
     <w:p>
       <w:r>
-        <w:t>A graph showing water transparency, epilimnetic phosphorus, and chlorophyll levels over time</w:t>
-      </w:r>
-      <w:r>
-        <w:t xml:space="preserve"> by year</w:t>
-      </w:r>
-      <w:r>
-        <w:t>.</w:t>
+        <w:t>A graph showing pH and conductivity levels in the upper water layer (epilimnion) over time by year.</w:t>
       </w:r>
     </w:p>
     <w:p>

--- a/report_generation/ALT TEXT.docx
+++ b/report_generation/ALT TEXT.docx
@@ -69,7 +69,19 @@
     </w:p>
     <w:p>
       <w:r>
-        <w:t>A graph showing pH and conductivity levels in the upper water layer (epilimnion) over time by year.</w:t>
+        <w:t xml:space="preserve">A graph showing </w:t>
+      </w:r>
+      <w:r>
+        <w:t>chlorophyll-a, total phosphorus, and Secchi disk transparency</w:t>
+      </w:r>
+      <w:r>
+        <w:t xml:space="preserve"> levels in the </w:t>
+      </w:r>
+      <w:r>
+        <w:t>epilimnion</w:t>
+      </w:r>
+      <w:r>
+        <w:t xml:space="preserve"> over time by year.</w:t>
       </w:r>
     </w:p>
     <w:p>
